--- a/CineMatch_Machine_Learning_Mini_Project_Report.docx
+++ b/CineMatch_Machine_Learning_Mini_Project_Report.docx
@@ -227,44 +227,6 @@
         <w:jc w:val="center"/>
       </w:pPr>
       <w:r>
-        <w:drawing>
-          <wp:inline xmlns:a="http://schemas.openxmlformats.org/drawingml/2006/main" xmlns:pic="http://schemas.openxmlformats.org/drawingml/2006/picture">
-            <wp:extent cx="1005840" cy="1065007"/>
-            <wp:docPr id="2" name="Picture 2"/>
-            <wp:cNvGraphicFramePr>
-              <a:graphicFrameLocks noChangeAspect="1"/>
-            </wp:cNvGraphicFramePr>
-            <a:graphic>
-              <a:graphicData uri="http://schemas.openxmlformats.org/drawingml/2006/picture">
-                <pic:pic>
-                  <pic:nvPicPr>
-                    <pic:cNvPr id="0" name="college_logo.png"/>
-                    <pic:cNvPicPr/>
-                  </pic:nvPicPr>
-                  <pic:blipFill>
-                    <a:blip r:embed="rId9"/>
-                    <a:stretch>
-                      <a:fillRect/>
-                    </a:stretch>
-                  </pic:blipFill>
-                  <pic:spPr>
-                    <a:xfrm>
-                      <a:off x="0" y="0"/>
-                      <a:ext cx="1005840" cy="1065007"/>
-                    </a:xfrm>
-                    <a:prstGeom prst="rect"/>
-                  </pic:spPr>
-                </pic:pic>
-              </a:graphicData>
-            </a:graphic>
-          </wp:inline>
-        </w:drawing>
-      </w:r>
-      <w:r>
-        <w:br/>
-        <w:br/>
-      </w:r>
-      <w:r>
         <w:rPr>
           <w:b/>
         </w:rPr>
@@ -272,7 +234,7 @@
         <w:br/>
         <w:t>ISBM COLLEGE OF ENGINEERING, NANDE, PUNE</w:t>
         <w:br/>
-        <w:t>DEPARTMENT OF ARTIFICIAL INTELLIGENCE AND DATA SCIENCE</w:t>
+        <w:t>DEPARTMENT OF AI &amp; DS</w:t>
         <w:br/>
         <w:br/>
       </w:r>
@@ -283,26 +245,19 @@
       </w:pPr>
       <w:r>
         <w:rPr>
+          <w:rFonts w:ascii="Arial" w:hAnsi="Arial"/>
           <w:b/>
-          <w:sz w:val="30"/>
+          <w:sz w:val="32"/>
         </w:rPr>
         <w:t>CERTIFICATE</w:t>
-        <w:br/>
-        <w:br/>
-      </w:r>
-    </w:p>
-    <w:p>
-      <w:pPr>
-        <w:spacing w:line="312" w:lineRule="auto"/>
-      </w:pPr>
-      <w:r>
-        <w:t>This is to certify that the Mini Project Report entitled “CineMatch: TMDB Content-Based Movie Recommendation System” submitted by Rohit Annasaheb Korade (Exam. / Roll No: 33) is a bonafide work carried out by him under the supervision of Prof. Anil Walke and it is approved for the partial fulfilment of the requirement of Savitribai Phule Pune University for the Mini Project in the Third Year of Artificial Intelligence and Data Science under Software Laboratory-II (317533) in the Academic Year 2025-2026 (Semester-VI).</w:t>
-        <w:br/>
         <w:br/>
       </w:r>
     </w:p>
     <w:p>
       <w:r>
+        <w:t>This is to certify that the Mini Project Report entitled “CineMatch: TMDB Content-Based Movie Recommendation System” submitted by Rohit Annasaheb Korade (Exam. / Roll No: 33) is a bonafide work carried out by him under the supervision of Prof. Anil Walke and it is approved for the partial fulfilment of the requirement of Savitribai Phule Pune University for the Mini Project in the Third Year of Artificial Intelligence and Data Science under Software Laboratory-II (317533) in the Academic Year 2025-2026 (Semester-VI).</w:t>
+        <w:br/>
+        <w:br/>
         <w:t>Place: ISBM COE Pune</w:t>
         <w:br/>
         <w:t>Date: [     /     / 2026 ]</w:t>
@@ -327,16 +282,30 @@
             <w:tcW w:type="dxa" w:w="3250"/>
           </w:tcPr>
           <w:p>
-            <w:pPr>
-              <w:jc w:val="center"/>
-            </w:pPr>
             <w:r>
               <w:rPr>
                 <w:b/>
               </w:rPr>
+              <w:br/>
+              <w:br/>
               <w:t>Prof. Anil Walke</w:t>
               <w:br/>
               <w:t>Internal Guide</w:t>
+            </w:r>
+          </w:p>
+        </w:tc>
+        <w:tc>
+          <w:tcPr>
+            <w:tcW w:type="dxa" w:w="3250"/>
+          </w:tcPr>
+          <w:p>
+            <w:r>
+              <w:rPr>
+                <w:b/>
+              </w:rPr>
+              <w:br/>
+              <w:br/>
+              <w:t>Head of Department</w:t>
               <w:br/>
               <w:t>Dept. of AI &amp; DS</w:t>
             </w:r>
@@ -347,38 +316,15 @@
             <w:tcW w:type="dxa" w:w="3250"/>
           </w:tcPr>
           <w:p>
-            <w:pPr>
-              <w:jc w:val="center"/>
-            </w:pPr>
             <w:r>
               <w:rPr>
                 <w:b/>
               </w:rPr>
-              <w:t>Head of Department</w:t>
               <w:br/>
-              <w:t>Dept. of AI &amp; DS</w:t>
+              <w:br/>
+              <w:t>Principal</w:t>
               <w:br/>
               <w:t>ISBM COE, Pune</w:t>
-            </w:r>
-          </w:p>
-        </w:tc>
-        <w:tc>
-          <w:tcPr>
-            <w:tcW w:type="dxa" w:w="3250"/>
-          </w:tcPr>
-          <w:p>
-            <w:pPr>
-              <w:jc w:val="center"/>
-            </w:pPr>
-            <w:r>
-              <w:rPr>
-                <w:b/>
-              </w:rPr>
-              <w:t>Principal</w:t>
-              <w:br/>
-              <w:t>ISBM College of Engg.</w:t>
-              <w:br/>
-              <w:t>Pune - 412115</w:t>
             </w:r>
           </w:p>
         </w:tc>
@@ -391,15 +337,11 @@
     </w:p>
     <w:p>
       <w:pPr>
+        <w:pStyle w:val="Heading1"/>
         <w:jc w:val="center"/>
       </w:pPr>
       <w:r>
-        <w:rPr>
-          <w:b/>
-        </w:rPr>
         <w:t>TABLE OF CONTENTS</w:t>
-        <w:br/>
-        <w:br/>
       </w:r>
     </w:p>
     <w:tbl>
@@ -463,13 +405,7 @@
             <w:tcW w:type="dxa" w:w="3250"/>
           </w:tcPr>
           <w:p>
-            <w:pPr>
-              <w:jc w:val="center"/>
-            </w:pPr>
             <w:r>
-              <w:rPr>
-                <w:b/>
-              </w:rPr>
               <w:t>1</w:t>
             </w:r>
           </w:p>
@@ -480,9 +416,6 @@
           </w:tcPr>
           <w:p>
             <w:r>
-              <w:rPr>
-                <w:b/>
-              </w:rPr>
               <w:t>ABSTRACT</w:t>
             </w:r>
           </w:p>
@@ -492,13 +425,7 @@
             <w:tcW w:type="dxa" w:w="3250"/>
           </w:tcPr>
           <w:p>
-            <w:pPr>
-              <w:jc w:val="center"/>
-            </w:pPr>
             <w:r>
-              <w:rPr>
-                <w:b/>
-              </w:rPr>
               <w:t>4</w:t>
             </w:r>
           </w:p>
@@ -510,13 +437,7 @@
             <w:tcW w:type="dxa" w:w="3250"/>
           </w:tcPr>
           <w:p>
-            <w:pPr>
-              <w:jc w:val="center"/>
-            </w:pPr>
             <w:r>
-              <w:rPr>
-                <w:b/>
-              </w:rPr>
               <w:t>2</w:t>
             </w:r>
           </w:p>
@@ -527,9 +448,6 @@
           </w:tcPr>
           <w:p>
             <w:r>
-              <w:rPr>
-                <w:b/>
-              </w:rPr>
               <w:t>INTRODUCTION</w:t>
             </w:r>
           </w:p>
@@ -539,13 +457,7 @@
             <w:tcW w:type="dxa" w:w="3250"/>
           </w:tcPr>
           <w:p>
-            <w:pPr>
-              <w:jc w:val="center"/>
-            </w:pPr>
             <w:r>
-              <w:rPr>
-                <w:b/>
-              </w:rPr>
               <w:t>5</w:t>
             </w:r>
           </w:p>
@@ -557,13 +469,7 @@
             <w:tcW w:type="dxa" w:w="3250"/>
           </w:tcPr>
           <w:p>
-            <w:pPr>
-              <w:jc w:val="center"/>
-            </w:pPr>
             <w:r>
-              <w:rPr>
-                <w:b/>
-              </w:rPr>
               <w:t>3</w:t>
             </w:r>
           </w:p>
@@ -574,9 +480,6 @@
           </w:tcPr>
           <w:p>
             <w:r>
-              <w:rPr>
-                <w:b/>
-              </w:rPr>
               <w:t>PROBLEM STATEMENT &amp; REQUIREMENTS SPECIFICATION</w:t>
             </w:r>
           </w:p>
@@ -586,13 +489,7 @@
             <w:tcW w:type="dxa" w:w="3250"/>
           </w:tcPr>
           <w:p>
-            <w:pPr>
-              <w:jc w:val="center"/>
-            </w:pPr>
             <w:r>
-              <w:rPr>
-                <w:b/>
-              </w:rPr>
               <w:t>6</w:t>
             </w:r>
           </w:p>
@@ -604,13 +501,7 @@
             <w:tcW w:type="dxa" w:w="3250"/>
           </w:tcPr>
           <w:p>
-            <w:pPr>
-              <w:jc w:val="center"/>
-            </w:pPr>
             <w:r>
-              <w:rPr>
-                <w:b/>
-              </w:rPr>
               <w:t>4</w:t>
             </w:r>
           </w:p>
@@ -621,9 +512,6 @@
           </w:tcPr>
           <w:p>
             <w:r>
-              <w:rPr>
-                <w:b/>
-              </w:rPr>
               <w:t>DATASET DESCRIPTION &amp; BENCHMARK TAXONOMY</w:t>
             </w:r>
           </w:p>
@@ -633,13 +521,7 @@
             <w:tcW w:type="dxa" w:w="3250"/>
           </w:tcPr>
           <w:p>
-            <w:pPr>
-              <w:jc w:val="center"/>
-            </w:pPr>
             <w:r>
-              <w:rPr>
-                <w:b/>
-              </w:rPr>
               <w:t>7</w:t>
             </w:r>
           </w:p>
@@ -651,13 +533,7 @@
             <w:tcW w:type="dxa" w:w="3250"/>
           </w:tcPr>
           <w:p>
-            <w:pPr>
-              <w:jc w:val="center"/>
-            </w:pPr>
             <w:r>
-              <w:rPr>
-                <w:b/>
-              </w:rPr>
               <w:t>5</w:t>
             </w:r>
           </w:p>
@@ -668,9 +544,6 @@
           </w:tcPr>
           <w:p>
             <w:r>
-              <w:rPr>
-                <w:b/>
-              </w:rPr>
               <w:t>METHODOLOGY / ANALYTICAL PLAN</w:t>
             </w:r>
           </w:p>
@@ -680,13 +553,7 @@
             <w:tcW w:type="dxa" w:w="3250"/>
           </w:tcPr>
           <w:p>
-            <w:pPr>
-              <w:jc w:val="center"/>
-            </w:pPr>
             <w:r>
-              <w:rPr>
-                <w:b/>
-              </w:rPr>
               <w:t>8</w:t>
             </w:r>
           </w:p>
@@ -698,13 +565,7 @@
             <w:tcW w:type="dxa" w:w="3250"/>
           </w:tcPr>
           <w:p>
-            <w:pPr>
-              <w:jc w:val="center"/>
-            </w:pPr>
             <w:r>
-              <w:rPr>
-                <w:b/>
-              </w:rPr>
               <w:t>6</w:t>
             </w:r>
           </w:p>
@@ -715,9 +576,6 @@
           </w:tcPr>
           <w:p>
             <w:r>
-              <w:rPr>
-                <w:b/>
-              </w:rPr>
               <w:t>MODEL PLANNING &amp; THEORETICAL FOUNDATION</w:t>
             </w:r>
           </w:p>
@@ -727,13 +585,7 @@
             <w:tcW w:type="dxa" w:w="3250"/>
           </w:tcPr>
           <w:p>
-            <w:pPr>
-              <w:jc w:val="center"/>
-            </w:pPr>
             <w:r>
-              <w:rPr>
-                <w:b/>
-              </w:rPr>
               <w:t>9</w:t>
             </w:r>
           </w:p>
@@ -745,13 +597,7 @@
             <w:tcW w:type="dxa" w:w="3250"/>
           </w:tcPr>
           <w:p>
-            <w:pPr>
-              <w:jc w:val="center"/>
-            </w:pPr>
             <w:r>
-              <w:rPr>
-                <w:b/>
-              </w:rPr>
               <w:t>7</w:t>
             </w:r>
           </w:p>
@@ -762,9 +608,6 @@
           </w:tcPr>
           <w:p>
             <w:r>
-              <w:rPr>
-                <w:b/>
-              </w:rPr>
               <w:t>MODEL BUILDING &amp; TRAINING WORKFLOW</w:t>
             </w:r>
           </w:p>
@@ -774,13 +617,7 @@
             <w:tcW w:type="dxa" w:w="3250"/>
           </w:tcPr>
           <w:p>
-            <w:pPr>
-              <w:jc w:val="center"/>
-            </w:pPr>
             <w:r>
-              <w:rPr>
-                <w:b/>
-              </w:rPr>
               <w:t>10</w:t>
             </w:r>
           </w:p>
@@ -792,13 +629,7 @@
             <w:tcW w:type="dxa" w:w="3250"/>
           </w:tcPr>
           <w:p>
-            <w:pPr>
-              <w:jc w:val="center"/>
-            </w:pPr>
             <w:r>
-              <w:rPr>
-                <w:b/>
-              </w:rPr>
               <w:t>8</w:t>
             </w:r>
           </w:p>
@@ -809,9 +640,6 @@
           </w:tcPr>
           <w:p>
             <w:r>
-              <w:rPr>
-                <w:b/>
-              </w:rPr>
               <w:t>IMPLEMENTATION DETAILS — TOOLS &amp; SOURCE CODE</w:t>
             </w:r>
           </w:p>
@@ -821,13 +649,7 @@
             <w:tcW w:type="dxa" w:w="3250"/>
           </w:tcPr>
           <w:p>
-            <w:pPr>
-              <w:jc w:val="center"/>
-            </w:pPr>
             <w:r>
-              <w:rPr>
-                <w:b/>
-              </w:rPr>
               <w:t>11</w:t>
             </w:r>
           </w:p>
@@ -839,13 +661,16 @@
             <w:tcW w:type="dxa" w:w="3250"/>
           </w:tcPr>
           <w:p>
-            <w:pPr>
-              <w:jc w:val="center"/>
-            </w:pPr>
+            <w:r/>
+          </w:p>
+        </w:tc>
+        <w:tc>
+          <w:tcPr>
+            <w:tcW w:type="dxa" w:w="3250"/>
+          </w:tcPr>
+          <w:p>
             <w:r>
-              <w:rPr>
-                <w:b w:val="0"/>
-              </w:rPr>
+              <w:t>8.3 &amp; 8.4 System Architecture &amp; Operational Workflow Diagrams</w:t>
             </w:r>
           </w:p>
         </w:tc>
@@ -855,25 +680,6 @@
           </w:tcPr>
           <w:p>
             <w:r>
-              <w:rPr>
-                <w:b w:val="0"/>
-              </w:rPr>
-              <w:t>8.3 &amp; 8.4 System Architecture &amp; Operational Workflow Diagrams</w:t>
-            </w:r>
-          </w:p>
-        </w:tc>
-        <w:tc>
-          <w:tcPr>
-            <w:tcW w:type="dxa" w:w="3250"/>
-          </w:tcPr>
-          <w:p>
-            <w:pPr>
-              <w:jc w:val="center"/>
-            </w:pPr>
-            <w:r>
-              <w:rPr>
-                <w:b w:val="0"/>
-              </w:rPr>
               <w:t>12</w:t>
             </w:r>
           </w:p>
@@ -885,13 +691,7 @@
             <w:tcW w:type="dxa" w:w="3250"/>
           </w:tcPr>
           <w:p>
-            <w:pPr>
-              <w:jc w:val="center"/>
-            </w:pPr>
             <w:r>
-              <w:rPr>
-                <w:b/>
-              </w:rPr>
               <w:t>9</w:t>
             </w:r>
           </w:p>
@@ -902,9 +702,6 @@
           </w:tcPr>
           <w:p>
             <w:r>
-              <w:rPr>
-                <w:b/>
-              </w:rPr>
               <w:t>RESULTS AND ANALYSIS</w:t>
             </w:r>
           </w:p>
@@ -914,13 +711,7 @@
             <w:tcW w:type="dxa" w:w="3250"/>
           </w:tcPr>
           <w:p>
-            <w:pPr>
-              <w:jc w:val="center"/>
-            </w:pPr>
             <w:r>
-              <w:rPr>
-                <w:b/>
-              </w:rPr>
               <w:t>13</w:t>
             </w:r>
           </w:p>
@@ -932,13 +723,16 @@
             <w:tcW w:type="dxa" w:w="3250"/>
           </w:tcPr>
           <w:p>
-            <w:pPr>
-              <w:jc w:val="center"/>
-            </w:pPr>
+            <w:r/>
+          </w:p>
+        </w:tc>
+        <w:tc>
+          <w:tcPr>
+            <w:tcW w:type="dxa" w:w="3250"/>
+          </w:tcPr>
+          <w:p>
             <w:r>
-              <w:rPr>
-                <w:b w:val="0"/>
-              </w:rPr>
+              <w:t>9.1 Application Outputs &amp; Web User Interface Demonstrations</w:t>
             </w:r>
           </w:p>
         </w:tc>
@@ -948,25 +742,6 @@
           </w:tcPr>
           <w:p>
             <w:r>
-              <w:rPr>
-                <w:b w:val="0"/>
-              </w:rPr>
-              <w:t>9.1 Application Outputs &amp; Web User Interface Demonstrations</w:t>
-            </w:r>
-          </w:p>
-        </w:tc>
-        <w:tc>
-          <w:tcPr>
-            <w:tcW w:type="dxa" w:w="3250"/>
-          </w:tcPr>
-          <w:p>
-            <w:pPr>
-              <w:jc w:val="center"/>
-            </w:pPr>
-            <w:r>
-              <w:rPr>
-                <w:b w:val="0"/>
-              </w:rPr>
               <w:t>13</w:t>
             </w:r>
           </w:p>
@@ -978,13 +753,16 @@
             <w:tcW w:type="dxa" w:w="3250"/>
           </w:tcPr>
           <w:p>
-            <w:pPr>
-              <w:jc w:val="center"/>
-            </w:pPr>
+            <w:r/>
+          </w:p>
+        </w:tc>
+        <w:tc>
+          <w:tcPr>
+            <w:tcW w:type="dxa" w:w="3250"/>
+          </w:tcPr>
+          <w:p>
             <w:r>
-              <w:rPr>
-                <w:b w:val="0"/>
-              </w:rPr>
+              <w:t>9.1.3 Backend Server Logging &amp; Execution Telemetry</w:t>
             </w:r>
           </w:p>
         </w:tc>
@@ -994,25 +772,6 @@
           </w:tcPr>
           <w:p>
             <w:r>
-              <w:rPr>
-                <w:b w:val="0"/>
-              </w:rPr>
-              <w:t>9.1.3 Backend Server Logging &amp; Execution Telemetry</w:t>
-            </w:r>
-          </w:p>
-        </w:tc>
-        <w:tc>
-          <w:tcPr>
-            <w:tcW w:type="dxa" w:w="3250"/>
-          </w:tcPr>
-          <w:p>
-            <w:pPr>
-              <w:jc w:val="center"/>
-            </w:pPr>
-            <w:r>
-              <w:rPr>
-                <w:b w:val="0"/>
-              </w:rPr>
               <w:t>14</w:t>
             </w:r>
           </w:p>
@@ -1024,13 +783,16 @@
             <w:tcW w:type="dxa" w:w="3250"/>
           </w:tcPr>
           <w:p>
-            <w:pPr>
-              <w:jc w:val="center"/>
-            </w:pPr>
+            <w:r/>
+          </w:p>
+        </w:tc>
+        <w:tc>
+          <w:tcPr>
+            <w:tcW w:type="dxa" w:w="3250"/>
+          </w:tcPr>
+          <w:p>
             <w:r>
-              <w:rPr>
-                <w:b w:val="0"/>
-              </w:rPr>
+              <w:t>9.2 Quantitative Performance Evaluation &amp; Metric Comparison</w:t>
             </w:r>
           </w:p>
         </w:tc>
@@ -1040,25 +802,6 @@
           </w:tcPr>
           <w:p>
             <w:r>
-              <w:rPr>
-                <w:b w:val="0"/>
-              </w:rPr>
-              <w:t>9.2 Quantitative Performance Evaluation &amp; Metric Comparison</w:t>
-            </w:r>
-          </w:p>
-        </w:tc>
-        <w:tc>
-          <w:tcPr>
-            <w:tcW w:type="dxa" w:w="3250"/>
-          </w:tcPr>
-          <w:p>
-            <w:pPr>
-              <w:jc w:val="center"/>
-            </w:pPr>
-            <w:r>
-              <w:rPr>
-                <w:b w:val="0"/>
-              </w:rPr>
               <w:t>15</w:t>
             </w:r>
           </w:p>
@@ -1070,13 +813,16 @@
             <w:tcW w:type="dxa" w:w="3250"/>
           </w:tcPr>
           <w:p>
-            <w:pPr>
-              <w:jc w:val="center"/>
-            </w:pPr>
+            <w:r/>
+          </w:p>
+        </w:tc>
+        <w:tc>
+          <w:tcPr>
+            <w:tcW w:type="dxa" w:w="3250"/>
+          </w:tcPr>
+          <w:p>
             <w:r>
-              <w:rPr>
-                <w:b w:val="0"/>
-              </w:rPr>
+              <w:t>9.3 Graphical Representation: Genre Breakdown &amp; Word Length</w:t>
             </w:r>
           </w:p>
         </w:tc>
@@ -1086,25 +832,6 @@
           </w:tcPr>
           <w:p>
             <w:r>
-              <w:rPr>
-                <w:b w:val="0"/>
-              </w:rPr>
-              <w:t>9.3 Graphical Representation: Genre Breakdown &amp; Word Length</w:t>
-            </w:r>
-          </w:p>
-        </w:tc>
-        <w:tc>
-          <w:tcPr>
-            <w:tcW w:type="dxa" w:w="3250"/>
-          </w:tcPr>
-          <w:p>
-            <w:pPr>
-              <w:jc w:val="center"/>
-            </w:pPr>
-            <w:r>
-              <w:rPr>
-                <w:b w:val="0"/>
-              </w:rPr>
               <w:t>16</w:t>
             </w:r>
           </w:p>
@@ -1116,13 +843,16 @@
             <w:tcW w:type="dxa" w:w="3250"/>
           </w:tcPr>
           <w:p>
-            <w:pPr>
-              <w:jc w:val="center"/>
-            </w:pPr>
+            <w:r/>
+          </w:p>
+        </w:tc>
+        <w:tc>
+          <w:tcPr>
+            <w:tcW w:type="dxa" w:w="3250"/>
+          </w:tcPr>
+          <w:p>
             <w:r>
-              <w:rPr>
-                <w:b w:val="0"/>
-              </w:rPr>
+              <w:t>9.4 Example Predictions &amp; Confidence Validation</w:t>
             </w:r>
           </w:p>
         </w:tc>
@@ -1132,25 +862,6 @@
           </w:tcPr>
           <w:p>
             <w:r>
-              <w:rPr>
-                <w:b w:val="0"/>
-              </w:rPr>
-              <w:t>9.4 Example Predictions &amp; Confidence Validation</w:t>
-            </w:r>
-          </w:p>
-        </w:tc>
-        <w:tc>
-          <w:tcPr>
-            <w:tcW w:type="dxa" w:w="3250"/>
-          </w:tcPr>
-          <w:p>
-            <w:pPr>
-              <w:jc w:val="center"/>
-            </w:pPr>
-            <w:r>
-              <w:rPr>
-                <w:b w:val="0"/>
-              </w:rPr>
               <w:t>17</w:t>
             </w:r>
           </w:p>
@@ -1162,13 +873,16 @@
             <w:tcW w:type="dxa" w:w="3250"/>
           </w:tcPr>
           <w:p>
-            <w:pPr>
-              <w:jc w:val="center"/>
-            </w:pPr>
+            <w:r/>
+          </w:p>
+        </w:tc>
+        <w:tc>
+          <w:tcPr>
+            <w:tcW w:type="dxa" w:w="3250"/>
+          </w:tcPr>
+          <w:p>
             <w:r>
-              <w:rPr>
-                <w:b w:val="0"/>
-              </w:rPr>
+              <w:t>9.5 Observations, Error Analysis &amp; Hardware Benchmarks</w:t>
             </w:r>
           </w:p>
         </w:tc>
@@ -1178,25 +892,6 @@
           </w:tcPr>
           <w:p>
             <w:r>
-              <w:rPr>
-                <w:b w:val="0"/>
-              </w:rPr>
-              <w:t>9.5 Observations, Error Analysis &amp; Hardware Benchmarks</w:t>
-            </w:r>
-          </w:p>
-        </w:tc>
-        <w:tc>
-          <w:tcPr>
-            <w:tcW w:type="dxa" w:w="3250"/>
-          </w:tcPr>
-          <w:p>
-            <w:pPr>
-              <w:jc w:val="center"/>
-            </w:pPr>
-            <w:r>
-              <w:rPr>
-                <w:b w:val="0"/>
-              </w:rPr>
               <w:t>18</w:t>
             </w:r>
           </w:p>
@@ -1208,13 +903,7 @@
             <w:tcW w:type="dxa" w:w="3250"/>
           </w:tcPr>
           <w:p>
-            <w:pPr>
-              <w:jc w:val="center"/>
-            </w:pPr>
             <w:r>
-              <w:rPr>
-                <w:b/>
-              </w:rPr>
               <w:t>10</w:t>
             </w:r>
           </w:p>
@@ -1225,9 +914,6 @@
           </w:tcPr>
           <w:p>
             <w:r>
-              <w:rPr>
-                <w:b/>
-              </w:rPr>
               <w:t>CONCLUSION</w:t>
             </w:r>
           </w:p>
@@ -1237,13 +923,7 @@
             <w:tcW w:type="dxa" w:w="3250"/>
           </w:tcPr>
           <w:p>
-            <w:pPr>
-              <w:jc w:val="center"/>
-            </w:pPr>
             <w:r>
-              <w:rPr>
-                <w:b/>
-              </w:rPr>
               <w:t>19</w:t>
             </w:r>
           </w:p>
@@ -1255,13 +935,7 @@
             <w:tcW w:type="dxa" w:w="3250"/>
           </w:tcPr>
           <w:p>
-            <w:pPr>
-              <w:jc w:val="center"/>
-            </w:pPr>
             <w:r>
-              <w:rPr>
-                <w:b/>
-              </w:rPr>
               <w:t>11</w:t>
             </w:r>
           </w:p>
@@ -1272,9 +946,6 @@
           </w:tcPr>
           <w:p>
             <w:r>
-              <w:rPr>
-                <w:b/>
-              </w:rPr>
               <w:t>FUTURE SCOPE</w:t>
             </w:r>
           </w:p>
@@ -1284,13 +955,7 @@
             <w:tcW w:type="dxa" w:w="3250"/>
           </w:tcPr>
           <w:p>
-            <w:pPr>
-              <w:jc w:val="center"/>
-            </w:pPr>
             <w:r>
-              <w:rPr>
-                <w:b/>
-              </w:rPr>
               <w:t>20</w:t>
             </w:r>
           </w:p>
@@ -1302,13 +967,7 @@
             <w:tcW w:type="dxa" w:w="3250"/>
           </w:tcPr>
           <w:p>
-            <w:pPr>
-              <w:jc w:val="center"/>
-            </w:pPr>
             <w:r>
-              <w:rPr>
-                <w:b/>
-              </w:rPr>
               <w:t>12</w:t>
             </w:r>
           </w:p>
@@ -1319,9 +978,6 @@
           </w:tcPr>
           <w:p>
             <w:r>
-              <w:rPr>
-                <w:b/>
-              </w:rPr>
               <w:t>REFERENCES</w:t>
             </w:r>
           </w:p>
@@ -1331,13 +987,7 @@
             <w:tcW w:type="dxa" w:w="3250"/>
           </w:tcPr>
           <w:p>
-            <w:pPr>
-              <w:jc w:val="center"/>
-            </w:pPr>
             <w:r>
-              <w:rPr>
-                <w:b/>
-              </w:rPr>
               <w:t>21</w:t>
             </w:r>
           </w:p>
@@ -1492,13 +1142,85 @@
     </w:p>
     <w:p>
       <w:r>
-        <w:t>Let the catalog be Chi = {m_1, m_2, ..., m_N}, where N = 4,800 canonical catalog entries. Each movie m_i is mapped into a 5,000-dimensional feature vector u_i. The recommendation function R(m_q, K) retrieves the top-K items maximizing cosine proximity:</w:t>
-        <w:br/>
-        <w:br/>
-        <w:t>R(m_q, K) = argmax_{S in Chi \ {m_q}, |S|=K} sum_{v in S} cos(u_q, v)    (3.1)</w:t>
-        <w:br/>
-        <w:br/>
-        <w:t>where cos(u, v) = (u . v) / (||u||_2 * ||v||_2), bounded on [0.0, 1.0].</w:t>
+        <w:t>Let the catalog be X = {m_1, m_2, ..., m_N}, where N = 4,800 canonical catalog entries. Each movie m_i is mapped into a 5,000-dimensional feature vector u_i in R^V. The recommendation function R(m_q, K) retrieves the top-K items maximizing cosine proximity:</w:t>
+      </w:r>
+    </w:p>
+    <w:p>
+      <w:pPr>
+        <w:jc w:val="center"/>
+      </w:pPr>
+      <w:r>
+        <w:drawing>
+          <wp:inline xmlns:a="http://schemas.openxmlformats.org/drawingml/2006/main" xmlns:pic="http://schemas.openxmlformats.org/drawingml/2006/picture">
+            <wp:extent cx="5029200" cy="279471"/>
+            <wp:docPr id="2" name="Picture 2"/>
+            <wp:cNvGraphicFramePr>
+              <a:graphicFrameLocks noChangeAspect="1"/>
+            </wp:cNvGraphicFramePr>
+            <a:graphic>
+              <a:graphicData uri="http://schemas.openxmlformats.org/drawingml/2006/picture">
+                <pic:pic>
+                  <pic:nvPicPr>
+                    <pic:cNvPr id="0" name="eq_3_1.png"/>
+                    <pic:cNvPicPr/>
+                  </pic:nvPicPr>
+                  <pic:blipFill>
+                    <a:blip r:embed="rId10"/>
+                    <a:stretch>
+                      <a:fillRect/>
+                    </a:stretch>
+                  </pic:blipFill>
+                  <pic:spPr>
+                    <a:xfrm>
+                      <a:off x="0" y="0"/>
+                      <a:ext cx="5029200" cy="279471"/>
+                    </a:xfrm>
+                    <a:prstGeom prst="rect"/>
+                  </pic:spPr>
+                </pic:pic>
+              </a:graphicData>
+            </a:graphic>
+          </wp:inline>
+        </w:drawing>
+      </w:r>
+    </w:p>
+    <w:p>
+      <w:pPr>
+        <w:jc w:val="center"/>
+      </w:pPr>
+      <w:r>
+        <w:drawing>
+          <wp:inline xmlns:a="http://schemas.openxmlformats.org/drawingml/2006/main" xmlns:pic="http://schemas.openxmlformats.org/drawingml/2006/picture">
+            <wp:extent cx="5029200" cy="199456"/>
+            <wp:docPr id="3" name="Picture 3"/>
+            <wp:cNvGraphicFramePr>
+              <a:graphicFrameLocks noChangeAspect="1"/>
+            </wp:cNvGraphicFramePr>
+            <a:graphic>
+              <a:graphicData uri="http://schemas.openxmlformats.org/drawingml/2006/picture">
+                <pic:pic>
+                  <pic:nvPicPr>
+                    <pic:cNvPr id="0" name="eq_3_2.png"/>
+                    <pic:cNvPicPr/>
+                  </pic:nvPicPr>
+                  <pic:blipFill>
+                    <a:blip r:embed="rId11"/>
+                    <a:stretch>
+                      <a:fillRect/>
+                    </a:stretch>
+                  </pic:blipFill>
+                  <pic:spPr>
+                    <a:xfrm>
+                      <a:off x="0" y="0"/>
+                      <a:ext cx="5029200" cy="199456"/>
+                    </a:xfrm>
+                    <a:prstGeom prst="rect"/>
+                  </pic:spPr>
+                </pic:pic>
+              </a:graphicData>
+            </a:graphic>
+          </wp:inline>
+        </w:drawing>
       </w:r>
     </w:p>
     <w:p>
@@ -1590,7 +1312,7 @@
         <w:drawing>
           <wp:inline xmlns:a="http://schemas.openxmlformats.org/drawingml/2006/main" xmlns:pic="http://schemas.openxmlformats.org/drawingml/2006/picture">
             <wp:extent cx="5029200" cy="2828925"/>
-            <wp:docPr id="3" name="Picture 3"/>
+            <wp:docPr id="4" name="Picture 4"/>
             <wp:cNvGraphicFramePr>
               <a:graphicFrameLocks noChangeAspect="1"/>
             </wp:cNvGraphicFramePr>
@@ -1602,7 +1324,7 @@
                     <pic:cNvPicPr/>
                   </pic:nvPicPr>
                   <pic:blipFill>
-                    <a:blip r:embed="rId10"/>
+                    <a:blip r:embed="rId12"/>
                     <a:stretch>
                       <a:fillRect/>
                     </a:stretch>
@@ -1677,12 +1399,120 @@
       </w:r>
     </w:p>
     <w:p>
+      <w:pPr>
+        <w:jc w:val="center"/>
+      </w:pPr>
       <w:r>
-        <w:t>TF(t, d) = f_{t, d}    (5.1)</w:t>
-        <w:br/>
-        <w:t>u = [TF(t_1, d), TF(t_2, d), ..., TF(t_5000, d)]^T    (5.2)</w:t>
-        <w:br/>
-        <w:t>cos(u, v) = (u . v) / (||u||_2 * ||v||_2)    (5.3)</w:t>
+        <w:drawing>
+          <wp:inline xmlns:a="http://schemas.openxmlformats.org/drawingml/2006/main" xmlns:pic="http://schemas.openxmlformats.org/drawingml/2006/picture">
+            <wp:extent cx="2286000" cy="352985"/>
+            <wp:docPr id="5" name="Picture 5"/>
+            <wp:cNvGraphicFramePr>
+              <a:graphicFrameLocks noChangeAspect="1"/>
+            </wp:cNvGraphicFramePr>
+            <a:graphic>
+              <a:graphicData uri="http://schemas.openxmlformats.org/drawingml/2006/picture">
+                <pic:pic>
+                  <pic:nvPicPr>
+                    <pic:cNvPr id="0" name="eq_5_1.png"/>
+                    <pic:cNvPicPr/>
+                  </pic:nvPicPr>
+                  <pic:blipFill>
+                    <a:blip r:embed="rId13"/>
+                    <a:stretch>
+                      <a:fillRect/>
+                    </a:stretch>
+                  </pic:blipFill>
+                  <pic:spPr>
+                    <a:xfrm>
+                      <a:off x="0" y="0"/>
+                      <a:ext cx="2286000" cy="352985"/>
+                    </a:xfrm>
+                    <a:prstGeom prst="rect"/>
+                  </pic:spPr>
+                </pic:pic>
+              </a:graphicData>
+            </a:graphic>
+          </wp:inline>
+        </w:drawing>
+      </w:r>
+    </w:p>
+    <w:p>
+      <w:pPr>
+        <w:jc w:val="center"/>
+      </w:pPr>
+      <w:r>
+        <w:drawing>
+          <wp:inline xmlns:a="http://schemas.openxmlformats.org/drawingml/2006/main" xmlns:pic="http://schemas.openxmlformats.org/drawingml/2006/picture">
+            <wp:extent cx="4114800" cy="260220"/>
+            <wp:docPr id="6" name="Picture 6"/>
+            <wp:cNvGraphicFramePr>
+              <a:graphicFrameLocks noChangeAspect="1"/>
+            </wp:cNvGraphicFramePr>
+            <a:graphic>
+              <a:graphicData uri="http://schemas.openxmlformats.org/drawingml/2006/picture">
+                <pic:pic>
+                  <pic:nvPicPr>
+                    <pic:cNvPr id="0" name="eq_5_2.png"/>
+                    <pic:cNvPicPr/>
+                  </pic:nvPicPr>
+                  <pic:blipFill>
+                    <a:blip r:embed="rId14"/>
+                    <a:stretch>
+                      <a:fillRect/>
+                    </a:stretch>
+                  </pic:blipFill>
+                  <pic:spPr>
+                    <a:xfrm>
+                      <a:off x="0" y="0"/>
+                      <a:ext cx="4114800" cy="260220"/>
+                    </a:xfrm>
+                    <a:prstGeom prst="rect"/>
+                  </pic:spPr>
+                </pic:pic>
+              </a:graphicData>
+            </a:graphic>
+          </wp:inline>
+        </w:drawing>
+      </w:r>
+    </w:p>
+    <w:p>
+      <w:pPr>
+        <w:jc w:val="center"/>
+      </w:pPr>
+      <w:r>
+        <w:drawing>
+          <wp:inline xmlns:a="http://schemas.openxmlformats.org/drawingml/2006/main" xmlns:pic="http://schemas.openxmlformats.org/drawingml/2006/picture">
+            <wp:extent cx="5029200" cy="202017"/>
+            <wp:docPr id="7" name="Picture 7"/>
+            <wp:cNvGraphicFramePr>
+              <a:graphicFrameLocks noChangeAspect="1"/>
+            </wp:cNvGraphicFramePr>
+            <a:graphic>
+              <a:graphicData uri="http://schemas.openxmlformats.org/drawingml/2006/picture">
+                <pic:pic>
+                  <pic:nvPicPr>
+                    <pic:cNvPr id="0" name="eq_5_3.png"/>
+                    <pic:cNvPicPr/>
+                  </pic:nvPicPr>
+                  <pic:blipFill>
+                    <a:blip r:embed="rId15"/>
+                    <a:stretch>
+                      <a:fillRect/>
+                    </a:stretch>
+                  </pic:blipFill>
+                  <pic:spPr>
+                    <a:xfrm>
+                      <a:off x="0" y="0"/>
+                      <a:ext cx="5029200" cy="202017"/>
+                    </a:xfrm>
+                    <a:prstGeom prst="rect"/>
+                  </pic:spPr>
+                </pic:pic>
+              </a:graphicData>
+            </a:graphic>
+          </wp:inline>
+        </w:drawing>
       </w:r>
     </w:p>
     <w:p>
@@ -1733,8 +1563,81 @@
       </w:r>
     </w:p>
     <w:p>
+      <w:pPr>
+        <w:jc w:val="center"/>
+      </w:pPr>
       <w:r>
-        <w:t>The metric satisfies Reflexivity (cos(u, u) = 1.0), Symmetry (cos(u, v) = cos(v, u)), and Non-Negative Boundedness [0.0, 1.0].</w:t>
+        <w:drawing>
+          <wp:inline xmlns:a="http://schemas.openxmlformats.org/drawingml/2006/main" xmlns:pic="http://schemas.openxmlformats.org/drawingml/2006/picture">
+            <wp:extent cx="4572000" cy="205346"/>
+            <wp:docPr id="8" name="Picture 8"/>
+            <wp:cNvGraphicFramePr>
+              <a:graphicFrameLocks noChangeAspect="1"/>
+            </wp:cNvGraphicFramePr>
+            <a:graphic>
+              <a:graphicData uri="http://schemas.openxmlformats.org/drawingml/2006/picture">
+                <pic:pic>
+                  <pic:nvPicPr>
+                    <pic:cNvPr id="0" name="eq_6_1.png"/>
+                    <pic:cNvPicPr/>
+                  </pic:nvPicPr>
+                  <pic:blipFill>
+                    <a:blip r:embed="rId16"/>
+                    <a:stretch>
+                      <a:fillRect/>
+                    </a:stretch>
+                  </pic:blipFill>
+                  <pic:spPr>
+                    <a:xfrm>
+                      <a:off x="0" y="0"/>
+                      <a:ext cx="4572000" cy="205346"/>
+                    </a:xfrm>
+                    <a:prstGeom prst="rect"/>
+                  </pic:spPr>
+                </pic:pic>
+              </a:graphicData>
+            </a:graphic>
+          </wp:inline>
+        </w:drawing>
+      </w:r>
+    </w:p>
+    <w:p>
+      <w:pPr>
+        <w:jc w:val="center"/>
+      </w:pPr>
+      <w:r>
+        <w:drawing>
+          <wp:inline xmlns:a="http://schemas.openxmlformats.org/drawingml/2006/main" xmlns:pic="http://schemas.openxmlformats.org/drawingml/2006/picture">
+            <wp:extent cx="4572000" cy="215605"/>
+            <wp:docPr id="9" name="Picture 9"/>
+            <wp:cNvGraphicFramePr>
+              <a:graphicFrameLocks noChangeAspect="1"/>
+            </wp:cNvGraphicFramePr>
+            <a:graphic>
+              <a:graphicData uri="http://schemas.openxmlformats.org/drawingml/2006/picture">
+                <pic:pic>
+                  <pic:nvPicPr>
+                    <pic:cNvPr id="0" name="eq_6_2.png"/>
+                    <pic:cNvPicPr/>
+                  </pic:nvPicPr>
+                  <pic:blipFill>
+                    <a:blip r:embed="rId17"/>
+                    <a:stretch>
+                      <a:fillRect/>
+                    </a:stretch>
+                  </pic:blipFill>
+                  <pic:spPr>
+                    <a:xfrm>
+                      <a:off x="0" y="0"/>
+                      <a:ext cx="4572000" cy="215605"/>
+                    </a:xfrm>
+                    <a:prstGeom prst="rect"/>
+                  </pic:spPr>
+                </pic:pic>
+              </a:graphicData>
+            </a:graphic>
+          </wp:inline>
+        </w:drawing>
       </w:r>
     </w:p>
     <w:p>
@@ -1773,7 +1676,7 @@
     </w:p>
     <w:p>
       <w:r>
-        <w:t>Scikit-Learn's CountVectorizer builds a 5,000 unigram vocabulary across 4,800 films, completing training in 9.4 seconds on an Intel i7 CPU.</w:t>
+        <w:t>Model training executes via python -m src.train in 9.4 seconds on an Intel Core i7 CPU. Artifacts are serialized into models/ totaling 3.03 MB (movie_metadata.parquet at 2.61 MB, feature_matrix.npz at 295 KB, and count_vectorizer.joblib at 141 KB).</w:t>
       </w:r>
     </w:p>
     <w:p>
@@ -1781,25 +1684,12 @@
         <w:pStyle w:val="Heading2"/>
       </w:pPr>
       <w:r>
-        <w:t>7.2 Offline Model Serialization Pipeline</w:t>
+        <w:t>7.2 Unit Testing &amp; Integrity Validation Harness</w:t>
       </w:r>
     </w:p>
     <w:p>
       <w:r>
-        <w:t>Artifacts serialized in models/: movie_metadata.parquet (2.61 MB), feature_matrix.npz (295 KB), count_vectorizer.joblib (141 KB), and training_metadata.json (1.45 KB). Total disk footprint: 3.03 MB (eliminating 185 MB dense similarity pickles).</w:t>
-      </w:r>
-    </w:p>
-    <w:p>
-      <w:pPr>
-        <w:pStyle w:val="Heading2"/>
-      </w:pPr>
-      <w:r>
-        <w:t>7.3 Automated Verification Test Suite</w:t>
-      </w:r>
-    </w:p>
-    <w:p>
-      <w:r>
-        <w:t>An automated 29-test verification harness (pytest tests -v) guarantees 100% pass rate in 5.24 seconds across loaders, preprocessing, vectorizer dimensions, self-exclusion masking, and REST endpoints.</w:t>
+        <w:t>An automated 29-test verification suite (pytest tests -v) validates data loader integrity, preprocessing whitespace collapse, Porter stemming, vectorizer dimensionality, self-exclusion masking, and FastAPI REST endpoints with 100% pass rate in 5.24s.</w:t>
       </w:r>
     </w:p>
     <w:p>
@@ -1820,55 +1710,7 @@
         <w:pStyle w:val="Heading2"/>
       </w:pPr>
       <w:r>
-        <w:t>8.1 Software Stack &amp; Environment</w:t>
-      </w:r>
-    </w:p>
-    <w:p>
-      <w:r>
-        <w:t>Verified software: Python 3.11.9, Scikit-Learn 1.8.0, FastAPI, Uvicorn, NumPy, SciPy Sparse, PyArrow, NLTK.</w:t>
-      </w:r>
-    </w:p>
-    <w:p>
-      <w:pPr>
-        <w:pStyle w:val="Heading2"/>
-      </w:pPr>
-      <w:r>
-        <w:t>8.2 Core Source Code Excerpts</w:t>
-      </w:r>
-    </w:p>
-    <w:p>
-      <w:r>
-        <w:t>src/preprocessing.py:</w:t>
-        <w:br/>
-        <w:t>def collapse_spaces(names):</w:t>
-        <w:br/>
-        <w:t xml:space="preserve">    return [name.replace(' ', '') for name in names if isinstance(name, str)]</w:t>
-        <w:br/>
-        <w:br/>
-        <w:t>src/recommender.py:</w:t>
-        <w:br/>
-        <w:t>def recommend(query_id, top_k=5):</w:t>
-        <w:br/>
-        <w:t xml:space="preserve">    idx = movie_to_index[query_id]</w:t>
-        <w:br/>
-        <w:t xml:space="preserve">    scores = cosine_similarity(feature_matrix[idx], feature_matrix).flatten()</w:t>
-        <w:br/>
-        <w:t xml:space="preserve">    scores[idx] = -1.0  # Mask self-score</w:t>
-        <w:br/>
-        <w:t xml:space="preserve">    return sorted(np.argpartition(scores, -top_k)[-top_k:], key=lambda i: scores[i], reverse=True)</w:t>
-      </w:r>
-    </w:p>
-    <w:p>
-      <w:r>
-        <w:br w:type="page"/>
-      </w:r>
-    </w:p>
-    <w:p>
-      <w:pPr>
-        <w:pStyle w:val="Heading1"/>
-      </w:pPr>
-      <w:r>
-        <w:t>8.3 &amp; 8.4 System Architecture &amp; Operational Workflow Diagrams</w:t>
+        <w:t>8.1 System Architecture Diagram</w:t>
       </w:r>
     </w:p>
     <w:p>
@@ -1878,8 +1720,8 @@
       <w:r>
         <w:drawing>
           <wp:inline xmlns:a="http://schemas.openxmlformats.org/drawingml/2006/main" xmlns:pic="http://schemas.openxmlformats.org/drawingml/2006/picture">
-            <wp:extent cx="5120640" cy="2637905"/>
-            <wp:docPr id="4" name="Picture 4"/>
+            <wp:extent cx="5669280" cy="2338795"/>
+            <wp:docPr id="10" name="Picture 10"/>
             <wp:cNvGraphicFramePr>
               <a:graphicFrameLocks noChangeAspect="1"/>
             </wp:cNvGraphicFramePr>
@@ -1891,7 +1733,7 @@
                     <pic:cNvPicPr/>
                   </pic:nvPicPr>
                   <pic:blipFill>
-                    <a:blip r:embed="rId11"/>
+                    <a:blip r:embed="rId18"/>
                     <a:stretch>
                       <a:fillRect/>
                     </a:stretch>
@@ -1899,7 +1741,7 @@
                   <pic:spPr>
                     <a:xfrm>
                       <a:off x="0" y="0"/>
-                      <a:ext cx="5120640" cy="2637905"/>
+                      <a:ext cx="5669280" cy="2338795"/>
                     </a:xfrm>
                     <a:prstGeom prst="rect"/>
                   </pic:spPr>
@@ -1915,7 +1757,15 @@
         <w:jc w:val="center"/>
       </w:pPr>
       <w:r>
-        <w:t>Figure 8.1: CineMatch Multi-Layer System Architecture</w:t>
+        <w:t>Figure 8.1: System Architecture Diagram of the CineMatch Recommendation Platform</w:t>
+      </w:r>
+    </w:p>
+    <w:p>
+      <w:pPr>
+        <w:pStyle w:val="Heading2"/>
+      </w:pPr>
+      <w:r>
+        <w:t>8.2 Operational Flowchart Diagram</w:t>
       </w:r>
     </w:p>
     <w:p>
@@ -1925,8 +1775,8 @@
       <w:r>
         <w:drawing>
           <wp:inline xmlns:a="http://schemas.openxmlformats.org/drawingml/2006/main" xmlns:pic="http://schemas.openxmlformats.org/drawingml/2006/picture">
-            <wp:extent cx="5120640" cy="2130712"/>
-            <wp:docPr id="5" name="Picture 5"/>
+            <wp:extent cx="5669280" cy="2442818"/>
+            <wp:docPr id="11" name="Picture 11"/>
             <wp:cNvGraphicFramePr>
               <a:graphicFrameLocks noChangeAspect="1"/>
             </wp:cNvGraphicFramePr>
@@ -1938,7 +1788,7 @@
                     <pic:cNvPicPr/>
                   </pic:nvPicPr>
                   <pic:blipFill>
-                    <a:blip r:embed="rId12"/>
+                    <a:blip r:embed="rId19"/>
                     <a:stretch>
                       <a:fillRect/>
                     </a:stretch>
@@ -1946,7 +1796,7 @@
                   <pic:spPr>
                     <a:xfrm>
                       <a:off x="0" y="0"/>
-                      <a:ext cx="5120640" cy="2130712"/>
+                      <a:ext cx="5669280" cy="2442818"/>
                     </a:xfrm>
                     <a:prstGeom prst="rect"/>
                   </pic:spPr>
@@ -1962,7 +1812,7 @@
         <w:jc w:val="center"/>
       </w:pPr>
       <w:r>
-        <w:t>Figure 8.2: End-to-End Operational Workflow Diagram</w:t>
+        <w:t>Figure 8.2: End-to-End Operational Flowchart of Query Execution and Poster Delivery</w:t>
       </w:r>
     </w:p>
     <w:p>
@@ -1983,12 +1833,7 @@
         <w:pStyle w:val="Heading2"/>
       </w:pPr>
       <w:r>
-        <w:t>9.1 Application Outputs &amp; User Interface Demonstrations</w:t>
-      </w:r>
-    </w:p>
-    <w:p>
-      <w:r>
-        <w:t>The single-page web client delivers a cinema-editorial visual identity with warm charcoal surfaces, serif display typography, and strict 2:3 ratio posters.</w:t>
+        <w:t>9.1 Web User Interface Demonstrations</w:t>
       </w:r>
     </w:p>
     <w:p>
@@ -1998,8 +1843,8 @@
       <w:r>
         <w:drawing>
           <wp:inline xmlns:a="http://schemas.openxmlformats.org/drawingml/2006/main" xmlns:pic="http://schemas.openxmlformats.org/drawingml/2006/picture">
-            <wp:extent cx="5029200" cy="2440203"/>
-            <wp:docPr id="6" name="Picture 6"/>
+            <wp:extent cx="5303520" cy="2573305"/>
+            <wp:docPr id="12" name="Picture 12"/>
             <wp:cNvGraphicFramePr>
               <a:graphicFrameLocks noChangeAspect="1"/>
             </wp:cNvGraphicFramePr>
@@ -2011,7 +1856,7 @@
                     <pic:cNvPicPr/>
                   </pic:nvPicPr>
                   <pic:blipFill>
-                    <a:blip r:embed="rId13"/>
+                    <a:blip r:embed="rId20"/>
                     <a:stretch>
                       <a:fillRect/>
                     </a:stretch>
@@ -2019,7 +1864,7 @@
                   <pic:spPr>
                     <a:xfrm>
                       <a:off x="0" y="0"/>
-                      <a:ext cx="5029200" cy="2440203"/>
+                      <a:ext cx="5303520" cy="2573305"/>
                     </a:xfrm>
                     <a:prstGeom prst="rect"/>
                   </pic:spPr>
@@ -2035,7 +1880,7 @@
         <w:jc w:val="center"/>
       </w:pPr>
       <w:r>
-        <w:t>Figure 9.1: CineMatch Search Header &amp; Selected Film Dossier</w:t>
+        <w:t>Figure 9.1: CineMatch Search Header, Autocomplete &amp; Selected Film Dossier</w:t>
       </w:r>
     </w:p>
     <w:p>
@@ -2045,8 +1890,8 @@
       <w:r>
         <w:drawing>
           <wp:inline xmlns:a="http://schemas.openxmlformats.org/drawingml/2006/main" xmlns:pic="http://schemas.openxmlformats.org/drawingml/2006/picture">
-            <wp:extent cx="5029200" cy="2316822"/>
-            <wp:docPr id="7" name="Picture 7"/>
+            <wp:extent cx="5303520" cy="2443194"/>
+            <wp:docPr id="13" name="Picture 13"/>
             <wp:cNvGraphicFramePr>
               <a:graphicFrameLocks noChangeAspect="1"/>
             </wp:cNvGraphicFramePr>
@@ -2058,7 +1903,7 @@
                     <pic:cNvPicPr/>
                   </pic:nvPicPr>
                   <pic:blipFill>
-                    <a:blip r:embed="rId14"/>
+                    <a:blip r:embed="rId21"/>
                     <a:stretch>
                       <a:fillRect/>
                     </a:stretch>
@@ -2066,7 +1911,7 @@
                   <pic:spPr>
                     <a:xfrm>
                       <a:off x="0" y="0"/>
-                      <a:ext cx="5029200" cy="2316822"/>
+                      <a:ext cx="5303520" cy="2443194"/>
                     </a:xfrm>
                     <a:prstGeom prst="rect"/>
                   </pic:spPr>
@@ -2082,7 +1927,7 @@
         <w:jc w:val="center"/>
       </w:pPr>
       <w:r>
-        <w:t>Figure 9.2: Recommendations Output Grid with Genuine Posters &amp; Cosine Scores</w:t>
+        <w:t>Figure 9.2: Recommendations Output Grid with 2:3 High-Res Posters &amp; Cosine Scores</w:t>
       </w:r>
     </w:p>
     <w:p>
@@ -2092,15 +1937,10 @@
     </w:p>
     <w:p>
       <w:pPr>
-        <w:pStyle w:val="Heading1"/>
+        <w:pStyle w:val="Heading2"/>
       </w:pPr>
       <w:r>
         <w:t>9.1.3 Backend Server Logging &amp; Execution Telemetry</w:t>
-      </w:r>
-    </w:p>
-    <w:p>
-      <w:r>
-        <w:t>Figure 9.3 displays authentic Uvicorn console logging showing sub-7ms query execution and top-5 output metrics.</w:t>
       </w:r>
     </w:p>
     <w:p>
@@ -2110,8 +1950,8 @@
       <w:r>
         <w:drawing>
           <wp:inline xmlns:a="http://schemas.openxmlformats.org/drawingml/2006/main" xmlns:pic="http://schemas.openxmlformats.org/drawingml/2006/picture">
-            <wp:extent cx="5029200" cy="2429838"/>
-            <wp:docPr id="8" name="Picture 8"/>
+            <wp:extent cx="5486400" cy="2650733"/>
+            <wp:docPr id="14" name="Picture 14"/>
             <wp:cNvGraphicFramePr>
               <a:graphicFrameLocks noChangeAspect="1"/>
             </wp:cNvGraphicFramePr>
@@ -2123,7 +1963,7 @@
                     <pic:cNvPicPr/>
                   </pic:nvPicPr>
                   <pic:blipFill>
-                    <a:blip r:embed="rId15"/>
+                    <a:blip r:embed="rId22"/>
                     <a:stretch>
                       <a:fillRect/>
                     </a:stretch>
@@ -2131,7 +1971,7 @@
                   <pic:spPr>
                     <a:xfrm>
                       <a:off x="0" y="0"/>
-                      <a:ext cx="5029200" cy="2429838"/>
+                      <a:ext cx="5486400" cy="2650733"/>
                     </a:xfrm>
                     <a:prstGeom prst="rect"/>
                   </pic:spPr>
@@ -2147,20 +1987,7 @@
         <w:jc w:val="center"/>
       </w:pPr>
       <w:r>
-        <w:t>Figure 9.3: Terminal Console Execution Trace Showing Real-Time Latency Telemetry</w:t>
-      </w:r>
-    </w:p>
-    <w:p>
-      <w:pPr>
-        <w:pStyle w:val="Heading2"/>
-      </w:pPr>
-      <w:r>
-        <w:t>9.1.5 Real-Time Pipeline Latency Decomposition</w:t>
-      </w:r>
-    </w:p>
-    <w:p>
-      <w:r>
-        <w:t>End-to-end latency: 0.12 ms title inverted index lookup + 5.86 ms sparse BLAS dot-product + 0.28 ms argpartition top-5 sort = 6.26 ms total.</w:t>
+        <w:t>Figure 9.3: Terminal Console Execution Trace Showing Sub-7ms Latency Telemetry</w:t>
       </w:r>
     </w:p>
     <w:p>
@@ -2170,15 +1997,10 @@
     </w:p>
     <w:p>
       <w:pPr>
-        <w:pStyle w:val="Heading1"/>
+        <w:pStyle w:val="Heading2"/>
       </w:pPr>
       <w:r>
-        <w:t>9.2 Model Performance Evaluation &amp; Metric Comparison</w:t>
-      </w:r>
-    </w:p>
-    <w:p>
-      <w:r>
-        <w:t>Empirical benchmarks across 150 queries establish 100% self-exclusion compliance, 100% duplicate-free sets, 48.27% genre overlap, and 11.98% catalog coverage.</w:t>
+        <w:t>9.2 Quantitative Performance Evaluation &amp; Metric Comparison</w:t>
       </w:r>
     </w:p>
     <w:p>
@@ -2189,7 +2011,7 @@
         <w:drawing>
           <wp:inline xmlns:a="http://schemas.openxmlformats.org/drawingml/2006/main" xmlns:pic="http://schemas.openxmlformats.org/drawingml/2006/picture">
             <wp:extent cx="5029200" cy="2610090"/>
-            <wp:docPr id="9" name="Picture 9"/>
+            <wp:docPr id="15" name="Picture 15"/>
             <wp:cNvGraphicFramePr>
               <a:graphicFrameLocks noChangeAspect="1"/>
             </wp:cNvGraphicFramePr>
@@ -2201,7 +2023,7 @@
                     <pic:cNvPicPr/>
                   </pic:nvPicPr>
                   <pic:blipFill>
-                    <a:blip r:embed="rId16"/>
+                    <a:blip r:embed="rId23"/>
                     <a:stretch>
                       <a:fillRect/>
                     </a:stretch>
@@ -2225,7 +2047,7 @@
         <w:jc w:val="center"/>
       </w:pPr>
       <w:r>
-        <w:t>Figure 9.4: Quantitative Evaluation Metrics on TMDB Benchmark</w:t>
+        <w:t>Figure 9.4: Graphical Representation of Quantitative Evaluation Metrics on TMDB Benchmark</w:t>
       </w:r>
     </w:p>
     <w:p>
@@ -2235,10 +2057,10 @@
     </w:p>
     <w:p>
       <w:pPr>
-        <w:pStyle w:val="Heading1"/>
+        <w:pStyle w:val="Heading2"/>
       </w:pPr>
       <w:r>
-        <w:t>9.3 Graphical Representation (Genre Breakdown &amp; Word Length)</w:t>
+        <w:t>9.3 Corpus Distributions &amp; Exploratory Analysis</w:t>
       </w:r>
     </w:p>
     <w:p>
@@ -2248,8 +2070,8 @@
       <w:r>
         <w:drawing>
           <wp:inline xmlns:a="http://schemas.openxmlformats.org/drawingml/2006/main" xmlns:pic="http://schemas.openxmlformats.org/drawingml/2006/picture">
-            <wp:extent cx="4754880" cy="2615184"/>
-            <wp:docPr id="10" name="Picture 10"/>
+            <wp:extent cx="5029200" cy="2766060"/>
+            <wp:docPr id="16" name="Picture 16"/>
             <wp:cNvGraphicFramePr>
               <a:graphicFrameLocks noChangeAspect="1"/>
             </wp:cNvGraphicFramePr>
@@ -2261,7 +2083,7 @@
                     <pic:cNvPicPr/>
                   </pic:nvPicPr>
                   <pic:blipFill>
-                    <a:blip r:embed="rId17"/>
+                    <a:blip r:embed="rId24"/>
                     <a:stretch>
                       <a:fillRect/>
                     </a:stretch>
@@ -2269,7 +2091,7 @@
                   <pic:spPr>
                     <a:xfrm>
                       <a:off x="0" y="0"/>
-                      <a:ext cx="4754880" cy="2615184"/>
+                      <a:ext cx="5029200" cy="2766060"/>
                     </a:xfrm>
                     <a:prstGeom prst="rect"/>
                   </pic:spPr>
@@ -2285,7 +2107,7 @@
         <w:jc w:val="center"/>
       </w:pPr>
       <w:r>
-        <w:t>Figure 9.5: Frequency Distribution of Top Movie Genres</w:t>
+        <w:t>Figure 9.5: Frequency Distribution of Top Movie Genres across 4,800 Catalog Titles</w:t>
       </w:r>
     </w:p>
     <w:p>
@@ -2295,8 +2117,8 @@
       <w:r>
         <w:drawing>
           <wp:inline xmlns:a="http://schemas.openxmlformats.org/drawingml/2006/main" xmlns:pic="http://schemas.openxmlformats.org/drawingml/2006/picture">
-            <wp:extent cx="4754880" cy="2377440"/>
-            <wp:docPr id="11" name="Picture 11"/>
+            <wp:extent cx="5029200" cy="2514600"/>
+            <wp:docPr id="17" name="Picture 17"/>
             <wp:cNvGraphicFramePr>
               <a:graphicFrameLocks noChangeAspect="1"/>
             </wp:cNvGraphicFramePr>
@@ -2308,7 +2130,7 @@
                     <pic:cNvPicPr/>
                   </pic:nvPicPr>
                   <pic:blipFill>
-                    <a:blip r:embed="rId18"/>
+                    <a:blip r:embed="rId25"/>
                     <a:stretch>
                       <a:fillRect/>
                     </a:stretch>
@@ -2316,7 +2138,7 @@
                   <pic:spPr>
                     <a:xfrm>
                       <a:off x="0" y="0"/>
-                      <a:ext cx="4754880" cy="2377440"/>
+                      <a:ext cx="5029200" cy="2514600"/>
                     </a:xfrm>
                     <a:prstGeom prst="rect"/>
                   </pic:spPr>
@@ -2332,7 +2154,7 @@
         <w:jc w:val="center"/>
       </w:pPr>
       <w:r>
-        <w:t>Figure 9.6: Plot Overview Word Length Distribution (Mean = 54.2)</w:t>
+        <w:t>Figure 9.6: Distribution of Plot Overview Word Lengths across TMDB Catalog (Mean = 54.2 words)</w:t>
       </w:r>
     </w:p>
     <w:p>
@@ -2342,15 +2164,10 @@
     </w:p>
     <w:p>
       <w:pPr>
-        <w:pStyle w:val="Heading1"/>
+        <w:pStyle w:val="Heading2"/>
       </w:pPr>
       <w:r>
         <w:t>9.4 Example Recommendations &amp; Confidence Validation</w:t>
-      </w:r>
-    </w:p>
-    <w:p>
-      <w:r>
-        <w:t>Verified model predictions confirm strong semantic clustering for The Dark Knight (The Dark Knight Rises 0.423, Batman Begins 0.402), Inception (12 Rounds 0.241, RED 0.238), The Avengers (Iron Man 3 0.412), and The Matrix (The Matrix Revolutions 0.425).</w:t>
       </w:r>
     </w:p>
     <w:p>
@@ -2361,7 +2178,7 @@
         <w:drawing>
           <wp:inline xmlns:a="http://schemas.openxmlformats.org/drawingml/2006/main" xmlns:pic="http://schemas.openxmlformats.org/drawingml/2006/picture">
             <wp:extent cx="5029200" cy="2482770"/>
-            <wp:docPr id="12" name="Picture 12"/>
+            <wp:docPr id="18" name="Picture 18"/>
             <wp:cNvGraphicFramePr>
               <a:graphicFrameLocks noChangeAspect="1"/>
             </wp:cNvGraphicFramePr>
@@ -2373,7 +2190,7 @@
                     <pic:cNvPicPr/>
                   </pic:nvPicPr>
                   <pic:blipFill>
-                    <a:blip r:embed="rId19"/>
+                    <a:blip r:embed="rId26"/>
                     <a:stretch>
                       <a:fillRect/>
                     </a:stretch>
@@ -2397,7 +2214,7 @@
         <w:jc w:val="center"/>
       </w:pPr>
       <w:r>
-        <w:t>Figure 9.7: Empirical Cosine Similarity Score Distribution (Mean = 0.342)</w:t>
+        <w:t>Figure 9.7: Empirical Cosine Similarity Score Distribution Across Benchmark Recommendations</w:t>
       </w:r>
     </w:p>
     <w:p>
@@ -2407,7 +2224,7 @@
     </w:p>
     <w:p>
       <w:pPr>
-        <w:pStyle w:val="Heading1"/>
+        <w:pStyle w:val="Heading2"/>
       </w:pPr>
       <w:r>
         <w:t>9.5 Observations, Error Analysis &amp; Hardware Benchmarks</w:t>
@@ -2415,7 +2232,13 @@
     </w:p>
     <w:p>
       <w:r>
-        <w:t>Observations confirm franchise and directorial coherence, entity space stability, and sub-10ms latency consistency. Limitations include filter bubble over-specialization and closed-world catalog boundaries. Table 9.3 profiles execution resources.</w:t>
+        <w:t>• Franchise and Directorial Coherence: Captures trilogy continuity (Nolan Batman scores &gt; 0.40).</w:t>
+        <w:br/>
+        <w:t>• Entity Disambiguation Efficacy: Space collapse prevents cross-actor unigram contamination.</w:t>
+        <w:br/>
+        <w:t>• Latency Consistency: Strictly sub-10ms query execution across 4,800 catalog vectors on commodity CPU.</w:t>
+        <w:br/>
+        <w:t>• Limitations: Closed-world boundary (4,800 films) and filter-bubble metadata confinement.</w:t>
       </w:r>
     </w:p>
     <w:p>
@@ -2433,7 +2256,7 @@
     </w:p>
     <w:p>
       <w:r>
-        <w:t>CineMatch demonstrates that pairing entity-collapsed Bag-of-Words unigrams with normalized cosine metrics delivers transparent, reproducible, and computationally sustainable movie recommendations. With 6.26 ms latency and 3.03 MB storage footprint, classical machine learning proves ideal for enterprise media retrieval.</w:t>
+        <w:t>This undergraduate machine learning mini-project successfully engineered, evaluated, and deployed CineMatch, an end-to-end content-based movie recommendation system operating on the canonical TMDB 5000 dataset. By applying rigorous data engineering, entity space normalization, morphological stemming, and vector space modeling, the project demonstrates that high-dimensional linear vector representations deliver state-of-the-art computational efficiency and highly consistent thematic movie recommendations.</w:t>
       </w:r>
     </w:p>
     <w:p>
@@ -2451,7 +2274,56 @@
     </w:p>
     <w:p>
       <w:r>
-        <w:t>Future enhancements include: (1) Dense Sentence-BERT embeddings; (2) Hybrid collaborative-content filtering; (3) Dynamic in-session user profiling; (4) Maximal Marginal Relevance diversity re-ranking; (5) Explainable AI attribution; and (6) WebAssembly edge deployment.</w:t>
+        <w:t>1. Dense Semantic Embeddings (Sentence-Transformers / MiniLM)</w:t>
+        <w:br/>
+        <w:t>2. Hybrid Collaborative-Content Integration (MovieLens user-item ratings)</w:t>
+        <w:br/>
+        <w:t>3. Dynamic User Profiling &amp; In-Session Mood Tracking</w:t>
+        <w:br/>
+        <w:t>4. Diversity-Aware Re-ranking via Maximal Marginal Relevance (MMR)</w:t>
+        <w:br/>
+        <w:t>5. Explainable AI (XAI) Token Attribution (LIME / SHAP for text)</w:t>
+        <w:br/>
+        <w:t>6. In-Browser Edge Deployment via WebAssembly (WASM) / ONNX Runtime.</w:t>
+      </w:r>
+    </w:p>
+    <w:p>
+      <w:pPr>
+        <w:jc w:val="center"/>
+      </w:pPr>
+      <w:r>
+        <w:drawing>
+          <wp:inline xmlns:a="http://schemas.openxmlformats.org/drawingml/2006/main" xmlns:pic="http://schemas.openxmlformats.org/drawingml/2006/picture">
+            <wp:extent cx="5029200" cy="196537"/>
+            <wp:docPr id="19" name="Picture 19"/>
+            <wp:cNvGraphicFramePr>
+              <a:graphicFrameLocks noChangeAspect="1"/>
+            </wp:cNvGraphicFramePr>
+            <a:graphic>
+              <a:graphicData uri="http://schemas.openxmlformats.org/drawingml/2006/picture">
+                <pic:pic>
+                  <pic:nvPicPr>
+                    <pic:cNvPr id="0" name="eq_11_1.png"/>
+                    <pic:cNvPicPr/>
+                  </pic:nvPicPr>
+                  <pic:blipFill>
+                    <a:blip r:embed="rId27"/>
+                    <a:stretch>
+                      <a:fillRect/>
+                    </a:stretch>
+                  </pic:blipFill>
+                  <pic:spPr>
+                    <a:xfrm>
+                      <a:off x="0" y="0"/>
+                      <a:ext cx="5029200" cy="196537"/>
+                    </a:xfrm>
+                    <a:prstGeom prst="rect"/>
+                  </pic:spPr>
+                </pic:pic>
+              </a:graphicData>
+            </a:graphic>
+          </wp:inline>
+        </w:drawing>
       </w:r>
     </w:p>
     <w:p>
@@ -2484,32 +2356,32 @@
     </w:p>
     <w:p>
       <w:r>
-        <w:t>4. Porter, M. F. (1980). An algorithm for suffix stripping. Program: Electronic Library and Information Systems, 14(3), pp. 130–137.</w:t>
+        <w:t>4. Porter, M. F. (1980). An algorithm for suffix stripping. Program, 14(3), pp. 130–137.</w:t>
       </w:r>
     </w:p>
     <w:p>
       <w:r>
-        <w:t>5. The Movie Database (TMDB). (2024). TMDB API Documentation and Developer Reference. Available: https://developer.themoviedb.org/docs.</w:t>
+        <w:t>5. The Movie Database (TMDB). (2024). TMDB API Documentation and Developer Reference. https://developer.themoviedb.org/docs.</w:t>
       </w:r>
     </w:p>
     <w:p>
       <w:r>
-        <w:t>6. Kaggle. (2017). TMDB 5000 Movie Dataset. Available: https://www.kaggle.com/datasets/tmdb/tmdb-movie-metadata.</w:t>
+        <w:t>6. Kaggle. (2017). TMDB 5000 Movie Dataset. https://www.kaggle.com/datasets/tmdb/tmdb-movie-metadata.</w:t>
       </w:r>
     </w:p>
     <w:p>
       <w:r>
-        <w:t>7. Ricci, F., Rokach, L., &amp; Shapira, B. (2015). Recommender Systems Handbook (2nd ed.), Springer, Boston, MA, pp. 1–35.</w:t>
+        <w:t>7. Ricci, F., Rokach, L., &amp; Shapira, B. (2015). Recommender Systems Handbook (2nd ed.). Springer, Boston, MA.</w:t>
       </w:r>
     </w:p>
     <w:p>
       <w:r>
-        <w:t>8. Lops, P., de Gemmis, M., &amp; Semeraro, G. (2011). Content-based Recommender Systems. In Recommender Systems Handbook, pp. 73–105.</w:t>
+        <w:t>8. Lops, P., de Gemmis, M., &amp; Semeraro, G. (2011). Content-based Recommender Systems: State of the Art and Trends. Springer.</w:t>
       </w:r>
     </w:p>
     <w:p>
       <w:r>
-        <w:t>9. Sarwar, B., et al. (2001). Item-based collaborative filtering recommendation algorithms. In Proc. 10th WWW Conf., pp. 285–295.</w:t>
+        <w:t>9. Sarwar, B., et al. (2001). Item-based collaborative filtering recommendation algorithms. In Proc. WWW '01, pp. 285–295.</w:t>
       </w:r>
     </w:p>
     <w:p>
@@ -2519,7 +2391,7 @@
     </w:p>
     <w:p>
       <w:r>
-        <w:t>11. McKinney, W. (2010). Data Structures for Statistical Computing in Python. In Proc. 9th Python in Science Conf., pp. 56–61.</w:t>
+        <w:t>11. McKinney, W. (2010). Data Structures for Statistical Computing in Python. In Proc. SciPy 2010, pp. 56–61.</w:t>
       </w:r>
     </w:p>
     <w:p>
@@ -2539,22 +2411,22 @@
     </w:p>
     <w:p>
       <w:r>
-        <w:t>15. Ramirez, S. (2024). FastAPI: Modern, High-Performance Web Framework. Available: https://fastapi.tiangolo.com/.</w:t>
+        <w:t>15. Ramirez, S. (2024). FastAPI: Modern, Fast (High-Performance) Web Framework for Building APIs. https://fastapi.tiangolo.com/.</w:t>
       </w:r>
     </w:p>
     <w:p>
       <w:r>
-        <w:t>16. Carbonell, J., &amp; Goldstein, J. (1998). The use of MMR for diversity reordering. In Proc. 21st ACM SIGIR Conf., pp. 335–336.</w:t>
+        <w:t>16. Carbonell, J., &amp; Goldstein, J. (1998). The use of MMR, diversity-based reranking for reordering documents. In Proc. SIGIR '98.</w:t>
       </w:r>
     </w:p>
     <w:p>
       <w:r>
-        <w:t>17. Reimers, N., &amp; Gurevych, I. (2019). Sentence-BERT: Sentence Embeddings using Siamese Networks. In Proc. EMNLP 2019, pp. 3982–3992.</w:t>
+        <w:t>17. Reimers, N., &amp; Gurevych, I. (2019). Sentence-BERT: Sentence Embeddings using Siamese BERT-Networks. In Proc. EMNLP '19.</w:t>
       </w:r>
     </w:p>
     <w:p>
       <w:r>
-        <w:t>18. Savitribai Phule Pune University. (2024). Third Year AI &amp; DS Engineering Syllabus: Software Laboratory-II (317533). SPPU, Pune, India.</w:t>
+        <w:t>18. Savitribai Phule Pune University. (2024). Third Year AI &amp; DS Engineering Syllabus: Software Laboratory-II (317533).</w:t>
       </w:r>
     </w:p>
     <w:sectPr>
